--- a/пројекат.DOCX
+++ b/пројекат.DOCX
@@ -19,7 +19,27 @@
           <w:szCs w:val="28"/>
           <w:lang w:val="sr-Cyrl-RS"/>
         </w:rPr>
-        <w:t>Систем за процену периоперативног ризика од срчаних компликација</w:t>
+        <w:t xml:space="preserve">Систем за процену </w:t>
+      </w:r>
+      <w:proofErr w:type="spellStart"/>
+      <w:r>
+        <w:rPr>
+          <w:rFonts w:cs="Times New Roman"/>
+          <w:sz w:val="28"/>
+          <w:szCs w:val="28"/>
+          <w:lang w:val="sr-Cyrl-RS"/>
+        </w:rPr>
+        <w:t>периоперативног</w:t>
+      </w:r>
+      <w:proofErr w:type="spellEnd"/>
+      <w:r>
+        <w:rPr>
+          <w:rFonts w:cs="Times New Roman"/>
+          <w:sz w:val="28"/>
+          <w:szCs w:val="28"/>
+          <w:lang w:val="sr-Cyrl-RS"/>
+        </w:rPr>
+        <w:t xml:space="preserve"> ризика од срчаних компликација</w:t>
       </w:r>
     </w:p>
     <w:p>
@@ -139,6 +159,13 @@
           <w:lang w:val="sr-Cyrl-RS"/>
         </w:rPr>
         <w:tab/>
+      </w:r>
+      <w:bookmarkStart w:id="0" w:name="_Hlk172389950"/>
+      <w:r>
+        <w:rPr>
+          <w:rFonts w:cs="Times New Roman"/>
+          <w:lang w:val="sr-Cyrl-RS"/>
+        </w:rPr>
         <w:t>Циљ преоперативне евалуације је процена укупног здравственог стања и способности пацијента да толерише анестезију и оперативни захват, смањење ризика од анестезије и операције и припрема пацијента за процедуру.</w:t>
       </w:r>
       <w:r>
@@ -146,20 +173,36 @@
           <w:rFonts w:cs="Times New Roman"/>
           <w:lang w:val="sr-Cyrl-RS"/>
         </w:rPr>
-        <w:t xml:space="preserve"> У преоперативној процени идентификују се пацијенти са највећим ризиком од настанка кардиоваскуларних болести, као најчешћег узрока периоперативног морталитета и морбидитета.</w:t>
-      </w:r>
+        <w:t xml:space="preserve"> У преоперативној процени идентификују се пацијенти са највећим ризиком од настанка кардиоваскуларних болести, као најчешћег узрока периоперативног морталитета и морбидитета</w:t>
+      </w:r>
+      <w:bookmarkEnd w:id="0"/>
       <w:r>
         <w:rPr>
           <w:rFonts w:cs="Times New Roman"/>
           <w:lang w:val="sr-Cyrl-RS"/>
         </w:rPr>
-        <w:t xml:space="preserve"> Операција је велики стрес за организам, са могућим настанком бројних компликација</w:t>
+        <w:t>.</w:t>
       </w:r>
       <w:r>
         <w:rPr>
           <w:rFonts w:cs="Times New Roman"/>
           <w:lang w:val="sr-Cyrl-RS"/>
         </w:rPr>
+        <w:t xml:space="preserve"> </w:t>
+      </w:r>
+      <w:bookmarkStart w:id="1" w:name="_Hlk172398740"/>
+      <w:r>
+        <w:rPr>
+          <w:rFonts w:cs="Times New Roman"/>
+          <w:lang w:val="sr-Cyrl-RS"/>
+        </w:rPr>
+        <w:t>Операција је велики стрес за организам, са могућим настанком бројних компликација</w:t>
+      </w:r>
+      <w:r>
+        <w:rPr>
+          <w:rFonts w:cs="Times New Roman"/>
+          <w:lang w:val="sr-Cyrl-RS"/>
+        </w:rPr>
         <w:t>.</w:t>
       </w:r>
       <w:r>
@@ -167,7 +210,15 @@
           <w:rFonts w:cs="Times New Roman"/>
           <w:lang w:val="sr-Cyrl-RS"/>
         </w:rPr>
-        <w:t xml:space="preserve"> Циљ овог система је да се лимитирају људске грешке, као и смањење ризика од компликација и повећање безбедности пацијента.</w:t>
+        <w:t xml:space="preserve"> </w:t>
+      </w:r>
+      <w:bookmarkEnd w:id="1"/>
+      <w:r>
+        <w:rPr>
+          <w:rFonts w:cs="Times New Roman"/>
+          <w:lang w:val="sr-Cyrl-RS"/>
+        </w:rPr>
+        <w:t>Циљ овог система је да се лимитирају људске грешке, као и смањење ризика од компликација и повећање безбедности пацијента.</w:t>
       </w:r>
     </w:p>
     <w:p>
@@ -339,11 +390,19 @@
         </w:rPr>
         <w:tab/>
       </w:r>
-      <w:r>
-        <w:rPr>
-          <w:lang w:val="sr-Cyrl-RS"/>
-        </w:rPr>
-        <w:t xml:space="preserve">Периоперативни период се састоји из три фазе: преоперативне, интраоперативне и постоперативне. Излаз из једне фазе представља улаз у другу фазу. </w:t>
+      <w:bookmarkStart w:id="2" w:name="_Hlk172398095"/>
+      <w:r>
+        <w:rPr>
+          <w:lang w:val="sr-Cyrl-RS"/>
+        </w:rPr>
+        <w:t xml:space="preserve">Периоперативни период се састоји из три фазе: преоперативне, интраоперативне и постоперативне. </w:t>
+      </w:r>
+      <w:bookmarkEnd w:id="2"/>
+      <w:r>
+        <w:rPr>
+          <w:lang w:val="sr-Cyrl-RS"/>
+        </w:rPr>
+        <w:t xml:space="preserve">Излаз из једне фазе представља улаз у другу фазу. </w:t>
       </w:r>
       <w:r>
         <w:rPr>

--- a/пројекат.DOCX
+++ b/пројекат.DOCX
@@ -19,27 +19,7 @@
           <w:szCs w:val="28"/>
           <w:lang w:val="sr-Cyrl-RS"/>
         </w:rPr>
-        <w:t xml:space="preserve">Систем за процену </w:t>
-      </w:r>
-      <w:proofErr w:type="spellStart"/>
-      <w:r>
-        <w:rPr>
-          <w:rFonts w:cs="Times New Roman"/>
-          <w:sz w:val="28"/>
-          <w:szCs w:val="28"/>
-          <w:lang w:val="sr-Cyrl-RS"/>
-        </w:rPr>
-        <w:t>периоперативног</w:t>
-      </w:r>
-      <w:proofErr w:type="spellEnd"/>
-      <w:r>
-        <w:rPr>
-          <w:rFonts w:cs="Times New Roman"/>
-          <w:sz w:val="28"/>
-          <w:szCs w:val="28"/>
-          <w:lang w:val="sr-Cyrl-RS"/>
-        </w:rPr>
-        <w:t xml:space="preserve"> ризика од срчаних компликација</w:t>
+        <w:t>Систем за процену периоперативног ризика од срчаних компликација</w:t>
       </w:r>
     </w:p>
     <w:p>
@@ -1996,7 +1976,7 @@
         <w:rPr>
           <w:lang w:val="sr-Cyrl-RS"/>
         </w:rPr>
-        <w:t>Ако је пацијент ниског или средњег ризика и операција ниског или средњег ризика, или пацијент високог ризика, а операција ниског ризика, примени неинвазивни мониторинг КП, срчане фреквенце, троканални ЕКГ, сатурација артеријске крви</w:t>
+        <w:t>Ако је пацијент ниског или средњег ризика и операција ниског или средњег ризика, или пацијент високог ризика, а операција ниског ризика, примени неинвазивни мониторинг КП, срчане фреквенце, троканални ЕКГ</w:t>
       </w:r>
     </w:p>
     <w:p>
@@ -2352,7 +2332,13 @@
         <w:rPr>
           <w:lang w:val="ru-RU"/>
         </w:rPr>
-        <w:t xml:space="preserve">25 </w:t>
+        <w:t>1</w:t>
+      </w:r>
+      <w:r>
+        <w:rPr>
+          <w:lang w:val="ru-RU"/>
+        </w:rPr>
+        <w:t xml:space="preserve">5 </w:t>
       </w:r>
       <w:r>
         <w:rPr>
@@ -2851,7 +2837,31 @@
           <w:lang w:val="sr-Cyrl-RS"/>
         </w:rPr>
         <w:tab/>
-        <w:t>12 – 20 удисаја по минуту, нормално</w:t>
+        <w:t>1</w:t>
+      </w:r>
+      <w:r>
+        <w:rPr>
+          <w:lang w:val="sr-Cyrl-RS"/>
+        </w:rPr>
+        <w:t>2</w:t>
+      </w:r>
+      <w:r>
+        <w:rPr>
+          <w:lang w:val="sr-Cyrl-RS"/>
+        </w:rPr>
+        <w:t xml:space="preserve"> – </w:t>
+      </w:r>
+      <w:r>
+        <w:rPr>
+          <w:lang w:val="sr-Cyrl-RS"/>
+        </w:rPr>
+        <w:t>16</w:t>
+      </w:r>
+      <w:r>
+        <w:rPr>
+          <w:lang w:val="sr-Cyrl-RS"/>
+        </w:rPr>
+        <w:t xml:space="preserve"> удисаја по минуту, нормално</w:t>
       </w:r>
     </w:p>
     <w:p>
@@ -2881,7 +2891,19 @@
           <w:lang w:val="sr-Cyrl-RS"/>
         </w:rPr>
         <w:tab/>
-        <w:t>&lt; 12 удисаја по минуту, брадипнеа</w:t>
+        <w:t>&lt; 1</w:t>
+      </w:r>
+      <w:r>
+        <w:rPr>
+          <w:lang w:val="sr-Cyrl-RS"/>
+        </w:rPr>
+        <w:t>0</w:t>
+      </w:r>
+      <w:r>
+        <w:rPr>
+          <w:lang w:val="sr-Cyrl-RS"/>
+        </w:rPr>
+        <w:t xml:space="preserve"> удисаја по минуту, брадипнеа</w:t>
       </w:r>
     </w:p>
     <w:p>
